--- a/Resume cover letter when referred.docx
+++ b/Resume cover letter when referred.docx
@@ -769,7 +769,7 @@
               <w:rPr>
                 <w:bCs/>
               </w:rPr>
-              <w:t>Dassault Systèmes</w:t>
+              <w:t xml:space="preserve"> Bending Spoons</w:t>
             </w:r>
             <w:r>
               <w:rPr>

--- a/Resume cover letter when referred.docx
+++ b/Resume cover letter when referred.docx
@@ -154,7 +154,13 @@
               </w:rPr>
             </w:pPr>
             <w:r>
-              <w:t>Software and Game</w:t>
+              <w:t>Software</w:t>
+            </w:r>
+            <w:r>
+              <w:t>, AI</w:t>
+            </w:r>
+            <w:r>
+              <w:t xml:space="preserve"> and Game</w:t>
             </w:r>
             <w:r>
               <w:t xml:space="preserve"> </w:t>
@@ -763,17 +769,22 @@
                 <w:b w:val="0"/>
                 <w:bCs/>
               </w:rPr>
-              <w:t xml:space="preserve">All these skills and experiences allow me to contribute and further develop my abilities in a company like </w:t>
-            </w:r>
-            <w:r>
-              <w:rPr>
-                <w:bCs/>
-              </w:rPr>
-              <w:t xml:space="preserve"> Bending Spoons</w:t>
-            </w:r>
-            <w:r>
-              <w:rPr>
-                <w:b w:val="0"/>
+              <w:t>All these skills and experiences allow me to contribute and further develop my abilities in a company like</w:t>
+            </w:r>
+            <w:r>
+              <w:rPr>
+                <w:bCs/>
+              </w:rPr>
+              <w:t xml:space="preserve"> </w:t>
+            </w:r>
+            <w:r>
+              <w:rPr>
+                <w:bCs/>
+              </w:rPr>
+              <w:t>Fever</w:t>
+            </w:r>
+            <w:r>
+              <w:rPr>
                 <w:bCs/>
               </w:rPr>
               <w:t>.</w:t>
@@ -3177,23 +3188,7 @@
 </file>
 
 <file path=customXml/item2.xml><?xml version="1.0" encoding="utf-8"?>
-<p:properties xmlns:p="http://schemas.microsoft.com/office/2006/metadata/properties" xmlns:xsi="http://www.w3.org/2001/XMLSchema-instance" xmlns:pc="http://schemas.microsoft.com/office/infopath/2007/PartnerControls">
-  <documentManagement>
-    <_ip_UnifiedCompliancePolicyUIAction xmlns="http://schemas.microsoft.com/sharepoint/v3" xsi:nil="true"/>
-    <Image xmlns="71af3243-3dd4-4a8d-8c0d-dd76da1f02a5">
-      <Url xsi:nil="true"/>
-      <Description xsi:nil="true"/>
-    </Image>
-    <Status xmlns="71af3243-3dd4-4a8d-8c0d-dd76da1f02a5">Not started</Status>
-    <Background xmlns="71af3243-3dd4-4a8d-8c0d-dd76da1f02a5">false</Background>
-    <_ip_UnifiedCompliancePolicyProperties xmlns="http://schemas.microsoft.com/sharepoint/v3" xsi:nil="true"/>
-    <ImageTagsTaxHTField xmlns="71af3243-3dd4-4a8d-8c0d-dd76da1f02a5">
-      <Terms xmlns="http://schemas.microsoft.com/office/infopath/2007/PartnerControls"/>
-    </ImageTagsTaxHTField>
-    <TaxCatchAll xmlns="230e9df3-be65-4c73-a93b-d1236ebd677e" xsi:nil="true"/>
-    <MediaServiceKeyPoints xmlns="71af3243-3dd4-4a8d-8c0d-dd76da1f02a5" xsi:nil="true"/>
-  </documentManagement>
-</p:properties>
+<b:Sources xmlns:b="http://schemas.openxmlformats.org/officeDocument/2006/bibliography" xmlns="http://schemas.openxmlformats.org/officeDocument/2006/bibliography" SelectedStyle="/APASixthEditionOfficeOnline.xsl" StyleName="APA" Version="6"/>
 </file>
 
 <file path=customXml/item3.xml><?xml version="1.0" encoding="utf-8"?>
@@ -3497,7 +3492,23 @@
 </file>
 
 <file path=customXml/item4.xml><?xml version="1.0" encoding="utf-8"?>
-<b:Sources xmlns:b="http://schemas.openxmlformats.org/officeDocument/2006/bibliography" xmlns="http://schemas.openxmlformats.org/officeDocument/2006/bibliography" SelectedStyle="/APASixthEditionOfficeOnline.xsl" StyleName="APA" Version="6"/>
+<p:properties xmlns:p="http://schemas.microsoft.com/office/2006/metadata/properties" xmlns:xsi="http://www.w3.org/2001/XMLSchema-instance" xmlns:pc="http://schemas.microsoft.com/office/infopath/2007/PartnerControls">
+  <documentManagement>
+    <_ip_UnifiedCompliancePolicyUIAction xmlns="http://schemas.microsoft.com/sharepoint/v3" xsi:nil="true"/>
+    <Image xmlns="71af3243-3dd4-4a8d-8c0d-dd76da1f02a5">
+      <Url xsi:nil="true"/>
+      <Description xsi:nil="true"/>
+    </Image>
+    <Status xmlns="71af3243-3dd4-4a8d-8c0d-dd76da1f02a5">Not started</Status>
+    <Background xmlns="71af3243-3dd4-4a8d-8c0d-dd76da1f02a5">false</Background>
+    <_ip_UnifiedCompliancePolicyProperties xmlns="http://schemas.microsoft.com/sharepoint/v3" xsi:nil="true"/>
+    <ImageTagsTaxHTField xmlns="71af3243-3dd4-4a8d-8c0d-dd76da1f02a5">
+      <Terms xmlns="http://schemas.microsoft.com/office/infopath/2007/PartnerControls"/>
+    </ImageTagsTaxHTField>
+    <TaxCatchAll xmlns="230e9df3-be65-4c73-a93b-d1236ebd677e" xsi:nil="true"/>
+    <MediaServiceKeyPoints xmlns="71af3243-3dd4-4a8d-8c0d-dd76da1f02a5" xsi:nil="true"/>
+  </documentManagement>
+</p:properties>
 </file>
 
 <file path=customXml/itemProps1.xml><?xml version="1.0" encoding="utf-8"?>
@@ -3509,13 +3520,9 @@
 </file>
 
 <file path=customXml/itemProps2.xml><?xml version="1.0" encoding="utf-8"?>
-<ds:datastoreItem xmlns:ds="http://schemas.openxmlformats.org/officeDocument/2006/customXml" ds:itemID="{85286F16-1CE9-4D0E-8325-C9C590AB0DDA}">
+<ds:datastoreItem xmlns:ds="http://schemas.openxmlformats.org/officeDocument/2006/customXml" ds:itemID="{E1AA323C-FFEA-4870-89E3-80D6CC7250F5}">
   <ds:schemaRefs>
-    <ds:schemaRef ds:uri="http://schemas.microsoft.com/office/2006/metadata/properties"/>
-    <ds:schemaRef ds:uri="http://schemas.microsoft.com/office/infopath/2007/PartnerControls"/>
-    <ds:schemaRef ds:uri="http://schemas.microsoft.com/sharepoint/v3"/>
-    <ds:schemaRef ds:uri="71af3243-3dd4-4a8d-8c0d-dd76da1f02a5"/>
-    <ds:schemaRef ds:uri="230e9df3-be65-4c73-a93b-d1236ebd677e"/>
+    <ds:schemaRef ds:uri="http://schemas.openxmlformats.org/officeDocument/2006/bibliography"/>
   </ds:schemaRefs>
 </ds:datastoreItem>
 </file>
@@ -3542,9 +3549,13 @@
 </file>
 
 <file path=customXml/itemProps4.xml><?xml version="1.0" encoding="utf-8"?>
-<ds:datastoreItem xmlns:ds="http://schemas.openxmlformats.org/officeDocument/2006/customXml" ds:itemID="{E1AA323C-FFEA-4870-89E3-80D6CC7250F5}">
+<ds:datastoreItem xmlns:ds="http://schemas.openxmlformats.org/officeDocument/2006/customXml" ds:itemID="{85286F16-1CE9-4D0E-8325-C9C590AB0DDA}">
   <ds:schemaRefs>
-    <ds:schemaRef ds:uri="http://schemas.openxmlformats.org/officeDocument/2006/bibliography"/>
+    <ds:schemaRef ds:uri="http://schemas.microsoft.com/office/2006/metadata/properties"/>
+    <ds:schemaRef ds:uri="http://schemas.microsoft.com/office/infopath/2007/PartnerControls"/>
+    <ds:schemaRef ds:uri="http://schemas.microsoft.com/sharepoint/v3"/>
+    <ds:schemaRef ds:uri="71af3243-3dd4-4a8d-8c0d-dd76da1f02a5"/>
+    <ds:schemaRef ds:uri="230e9df3-be65-4c73-a93b-d1236ebd677e"/>
   </ds:schemaRefs>
 </ds:datastoreItem>
 </file>

--- a/Resume cover letter when referred.docx
+++ b/Resume cover letter when referred.docx
@@ -781,7 +781,7 @@
               <w:rPr>
                 <w:bCs/>
               </w:rPr>
-              <w:t>Fever</w:t>
+              <w:t>Shift Technology</w:t>
             </w:r>
             <w:r>
               <w:rPr>
